--- a/materials/grade-03/G03-L08/G03-L08-Reading-Passage.docx
+++ b/materials/grade-03/G03-L08/G03-L08-Reading-Passage.docx
@@ -2,50 +2,212 @@
 <file path=word/document.xml><?xml version="1.0" encoding="utf-8"?>
 <w:document xmlns:wpc="http://schemas.microsoft.com/office/word/2010/wordprocessingCanvas" xmlns:mo="http://schemas.microsoft.com/office/mac/office/2008/main" xmlns:mc="http://schemas.openxmlformats.org/markup-compatibility/2006" xmlns:mv="urn:schemas-microsoft-com:mac:vml" xmlns:o="urn:schemas-microsoft-com:office:office" xmlns:r="http://schemas.openxmlformats.org/officeDocument/2006/relationships" xmlns:m="http://schemas.openxmlformats.org/officeDocument/2006/math" xmlns:v="urn:schemas-microsoft-com:vml" xmlns:wp14="http://schemas.microsoft.com/office/word/2010/wordprocessingDrawing" xmlns:wp="http://schemas.openxmlformats.org/drawingml/2006/wordprocessingDrawing" xmlns:w10="urn:schemas-microsoft-com:office:word" xmlns:w="http://schemas.openxmlformats.org/wordprocessingml/2006/main" xmlns:w14="http://schemas.microsoft.com/office/word/2010/wordml" xmlns:wpg="http://schemas.microsoft.com/office/word/2010/wordprocessingGroup" xmlns:wpi="http://schemas.microsoft.com/office/word/2010/wordprocessingInk" xmlns:wne="http://schemas.microsoft.com/office/word/2006/wordml" xmlns:wps="http://schemas.microsoft.com/office/word/2010/wordprocessingShape" mc:Ignorable="w14 wp14">
   <w:body>
+    <w:tbl>
+      <w:tblPr>
+        <w:tblW w:type="auto" w:w="0"/>
+        <w:tblLook w:firstColumn="1" w:firstRow="1" w:lastColumn="0" w:lastRow="0" w:noHBand="0" w:noVBand="1" w:val="04A0"/>
+        <w:tblBorders>
+          <w:top w:val="none" w:sz="0" w:space="0" w:color="auto"/>
+          <w:left w:val="none" w:sz="0" w:space="0" w:color="auto"/>
+          <w:bottom w:val="none" w:sz="0" w:space="0" w:color="auto"/>
+          <w:right w:val="none" w:sz="0" w:space="0" w:color="auto"/>
+          <w:insideH w:val="none" w:sz="0" w:space="0" w:color="auto"/>
+          <w:insideV w:val="none" w:sz="0" w:space="0" w:color="auto"/>
+        </w:tblBorders>
+      </w:tblPr>
+      <w:tblGrid>
+        <w:gridCol w:w="10800"/>
+      </w:tblGrid>
+      <w:tr>
+        <w:tc>
+          <w:tcPr>
+            <w:tcW w:type="dxa" w:w="10800"/>
+            <w:shd w:fill="E3F2FD"/>
+          </w:tcPr>
+          <w:p/>
+          <w:p>
+            <w:pPr>
+              <w:spacing w:after="40"/>
+              <w:jc w:val="center"/>
+            </w:pPr>
+            <w:r>
+              <w:rPr>
+                <w:rFonts w:ascii="Comic Sans MS" w:hAnsi="Comic Sans MS"/>
+                <w:b/>
+                <w:color w:val="2E86AB"/>
+                <w:sz w:val="44"/>
+              </w:rPr>
+              <w:t>If all the bees disappeared tomorrow, would our food still grow?</w:t>
+            </w:r>
+          </w:p>
+          <w:p>
+            <w:pPr>
+              <w:jc w:val="center"/>
+            </w:pPr>
+            <w:r>
+              <w:rPr>
+                <w:rFonts w:ascii="Comic Sans MS" w:hAnsi="Comic Sans MS"/>
+                <w:color w:val="555555"/>
+                <w:sz w:val="20"/>
+              </w:rPr>
+              <w:t>ModelIt! Reading  |  3rd Grade</w:t>
+            </w:r>
+          </w:p>
+          <w:p>
+            <w:pPr>
+              <w:spacing w:before="80" w:after="120"/>
+              <w:jc w:val="center"/>
+            </w:pPr>
+            <w:r>
+              <w:rPr>
+                <w:rFonts w:ascii="Comic Sans MS" w:hAnsi="Comic Sans MS"/>
+                <w:sz w:val="22"/>
+              </w:rPr>
+              <w:t>Name: ________________________    Date: ____________</w:t>
+            </w:r>
+          </w:p>
+        </w:tc>
+      </w:tr>
+    </w:tbl>
     <w:p>
       <w:pPr>
+        <w:spacing w:after="120"/>
         <w:jc w:val="center"/>
       </w:pPr>
       <w:r>
-        <w:rPr>
-          <w:b/>
-          <w:color w:val="2E86AB"/>
-          <w:sz w:val="40"/>
-        </w:rPr>
-        <w:t xml:space="preserve">ModelIt! </w:t>
-      </w:r>
-      <w:r>
-        <w:rPr>
-          <w:color w:val="666666"/>
-          <w:sz w:val="24"/>
-        </w:rPr>
-        <w:t xml:space="preserve">  |  3rd Grade</w:t>
+        <w:drawing>
+          <wp:inline xmlns:a="http://schemas.openxmlformats.org/drawingml/2006/main" xmlns:pic="http://schemas.openxmlformats.org/drawingml/2006/picture">
+            <wp:extent cx="5029200" cy="5029200"/>
+            <wp:docPr id="1" name="Picture 1"/>
+            <wp:cNvGraphicFramePr>
+              <a:graphicFrameLocks noChangeAspect="1"/>
+            </wp:cNvGraphicFramePr>
+            <a:graphic>
+              <a:graphicData uri="http://schemas.openxmlformats.org/drawingml/2006/picture">
+                <pic:pic>
+                  <pic:nvPicPr>
+                    <pic:cNvPr id="0" name="G03-L08-scene.png"/>
+                    <pic:cNvPicPr/>
+                  </pic:nvPicPr>
+                  <pic:blipFill>
+                    <a:blip r:embed="rId9"/>
+                    <a:stretch>
+                      <a:fillRect/>
+                    </a:stretch>
+                  </pic:blipFill>
+                  <pic:spPr>
+                    <a:xfrm>
+                      <a:off x="0" y="0"/>
+                      <a:ext cx="5029200" cy="5029200"/>
+                    </a:xfrm>
+                    <a:prstGeom prst="rect"/>
+                  </pic:spPr>
+                </pic:pic>
+              </a:graphicData>
+            </a:graphic>
+          </wp:inline>
+        </w:drawing>
       </w:r>
     </w:p>
     <w:p>
       <w:pPr>
-        <w:jc w:val="center"/>
+        <w:spacing w:after="120" w:line="440" w:lineRule="exact"/>
       </w:pPr>
       <w:r>
         <w:rPr>
-          <w:b/>
-          <w:color w:val="1A4780"/>
-          <w:sz w:val="32"/>
+          <w:rFonts w:ascii="Comic Sans MS" w:hAnsi="Comic Sans MS"/>
+          <w:sz w:val="26"/>
         </w:rPr>
-        <w:t>G03-L08: Can Plants Survive Without Bees?</w:t>
+        <w:t>Have you ever wondered: If all the bees disappeared tomorrow, would our food still grow? Let's find out!</w:t>
       </w:r>
     </w:p>
-    <w:p/>
     <w:p>
+      <w:pPr>
+        <w:spacing w:after="120" w:line="440" w:lineRule="exact"/>
+      </w:pPr>
       <w:r>
         <w:rPr>
-          <w:b/>
-          <w:color w:val="0D1B2A"/>
-          <w:sz w:val="48"/>
+          <w:rFonts w:ascii="Comic Sans MS" w:hAnsi="Comic Sans MS"/>
+          <w:sz w:val="26"/>
         </w:rPr>
-        <w:t>If all the bees disappeared tomorrow, would our food still grow?</w:t>
+        <w:t>Pollination is the transfer of pollen from the male part of a flower (anther) to the female part (stigma), which allows the plant to make seeds and fruit. While some plants can pollinate themselves or use wind, about 87.</w:t>
       </w:r>
     </w:p>
+    <w:p>
+      <w:pPr>
+        <w:spacing w:after="120" w:line="440" w:lineRule="exact"/>
+      </w:pPr>
+      <w:r>
+        <w:rPr>
+          <w:rFonts w:ascii="Comic Sans MS" w:hAnsi="Comic Sans MS"/>
+          <w:sz w:val="26"/>
+        </w:rPr>
+        <w:t>About 75% of the world's food crops depend at least partly on pollination. Without bees and other pollinators, we would lose apples, almonds, blueberries, strawberries, chocolate, coffee, and many more foods.</w:t>
+      </w:r>
+    </w:p>
+    <w:p>
+      <w:pPr>
+        <w:spacing w:after="120" w:line="440" w:lineRule="exact"/>
+      </w:pPr>
+      <w:r>
+        <w:rPr>
+          <w:rFonts w:ascii="Comic Sans MS" w:hAnsi="Comic Sans MS"/>
+          <w:sz w:val="26"/>
+        </w:rPr>
+        <w:t>Now you know! No — most plants could NOT survive without bees and other pollinators! Here is why: for a plant to make fruit and seeds, pollen must move from one flower to another. Bees do this job by accident — they visit flowers to drink sugary nectar, and sticky pollen hitches a ride on their fuzzy bodies.</w:t>
+      </w:r>
+    </w:p>
+    <w:tbl>
+      <w:tblPr>
+        <w:tblW w:type="auto" w:w="0"/>
+        <w:jc w:val="center"/>
+        <w:tblLook w:firstColumn="1" w:firstRow="1" w:lastColumn="0" w:lastRow="0" w:noHBand="0" w:noVBand="1" w:val="04A0"/>
+      </w:tblPr>
+      <w:tblGrid>
+        <w:gridCol w:w="10800"/>
+      </w:tblGrid>
+      <w:tr>
+        <w:tc>
+          <w:tcPr>
+            <w:tcW w:type="dxa" w:w="10800"/>
+            <w:shd w:fill="FFF9C4"/>
+            <w:tcBorders>
+              <w:top w:sz="12" w:color="E67E22" w:val="single"/>
+              <w:bottom w:sz="12" w:color="E67E22" w:val="single"/>
+              <w:left w:sz="12" w:color="E67E22" w:val="single"/>
+              <w:right w:sz="12" w:color="E67E22" w:val="single"/>
+            </w:tcBorders>
+          </w:tcPr>
+          <w:p/>
+          <w:p>
+            <w:pPr>
+              <w:jc w:val="center"/>
+            </w:pPr>
+            <w:r>
+              <w:rPr>
+                <w:rFonts w:ascii="Comic Sans MS" w:hAnsi="Comic Sans MS"/>
+                <w:b/>
+                <w:color w:val="E67E22"/>
+                <w:sz w:val="32"/>
+              </w:rPr>
+              <w:t>Fun Fact!</w:t>
+            </w:r>
+          </w:p>
+          <w:p>
+            <w:pPr>
+              <w:jc w:val="center"/>
+            </w:pPr>
+            <w:r>
+              <w:rPr>
+                <w:rFonts w:ascii="Comic Sans MS" w:hAnsi="Comic Sans MS"/>
+                <w:sz w:val="22"/>
+              </w:rPr>
+              <w:t>Some people think: "Bees only make honey — that is their purpose" -- but that's not true! Honey production is only a small part of what bees do. Their most important role is pollination — transferring pollen between flowers so plants can make fruit and seeds. Without bee pollination, most of our food crops would fail. Honey is a bonus, but pollination is the main reason bees are so essential.</w:t>
+            </w:r>
+          </w:p>
+        </w:tc>
+      </w:tr>
+    </w:tbl>
     <w:p/>
     <w:tbl>
       <w:tblPr>
@@ -54,99 +216,19 @@
         <w:tblLook w:firstColumn="1" w:firstRow="1" w:lastColumn="0" w:lastRow="0" w:noHBand="0" w:noVBand="1" w:val="04A0"/>
       </w:tblPr>
       <w:tblGrid>
-        <w:gridCol w:w="5040"/>
-        <w:gridCol w:w="5040"/>
+        <w:gridCol w:w="10800"/>
       </w:tblGrid>
       <w:tr>
         <w:tc>
           <w:tcPr>
-            <w:tcW w:type="dxa" w:w="5040"/>
-          </w:tcPr>
-          <w:p>
-            <w:r>
-              <w:rPr>
-                <w:sz w:val="22"/>
-              </w:rPr>
-              <w:t>Name: _______________________________</w:t>
-            </w:r>
-          </w:p>
-        </w:tc>
-        <w:tc>
-          <w:tcPr>
-            <w:tcW w:type="dxa" w:w="5040"/>
-          </w:tcPr>
-          <w:p>
-            <w:r>
-              <w:rPr>
-                <w:sz w:val="22"/>
-              </w:rPr>
-              <w:t>Date: _______________</w:t>
-            </w:r>
-          </w:p>
-        </w:tc>
-      </w:tr>
-    </w:tbl>
-    <w:p/>
-    <w:p>
-      <w:pPr>
-        <w:spacing w:after="160" w:line="440" w:lineRule="exact"/>
-      </w:pPr>
-      <w:r>
-        <w:rPr>
-          <w:sz w:val="26"/>
-        </w:rPr>
-        <w:t>Have you ever wondered: If all the bees disappeared tomorrow, would our food still grow? Let's find out!</w:t>
-      </w:r>
-    </w:p>
-    <w:p>
-      <w:pPr>
-        <w:spacing w:after="160" w:line="440" w:lineRule="exact"/>
-      </w:pPr>
-      <w:r>
-        <w:rPr>
-          <w:sz w:val="26"/>
-        </w:rPr>
-        <w:t>Pollination is the transfer of pollen from the male part of a flower (anther) to the female part (stigma), which allows the plant to make seeds and fruit. While some plants can pollinate themselves or use wind, about 87.</w:t>
-      </w:r>
-    </w:p>
-    <w:p>
-      <w:pPr>
-        <w:spacing w:after="160" w:line="440" w:lineRule="exact"/>
-      </w:pPr>
-      <w:r>
-        <w:rPr>
-          <w:sz w:val="26"/>
-        </w:rPr>
-        <w:t>About 75% of the world's food crops depend at least partly on pollination. Without bees and other pollinators, we would lose apples, almonds, blueberries, strawberries, chocolate, coffee, and many more foods.</w:t>
-      </w:r>
-    </w:p>
-    <w:p>
-      <w:pPr>
-        <w:spacing w:after="160" w:line="440" w:lineRule="exact"/>
-      </w:pPr>
-      <w:r>
-        <w:rPr>
-          <w:sz w:val="26"/>
-        </w:rPr>
-        <w:t>Now you know! No — most plants could NOT survive without bees and other pollinators! Here is why: for a plant to make fruit and seeds, pollen must move from one flower to another. Bees do this job by accident — they visit flowers to drink sugary nectar, and sticky pollen hitches a ride on their fuzzy bodies.</w:t>
-      </w:r>
-    </w:p>
-    <w:p/>
-    <w:tbl>
-      <w:tblPr>
-        <w:tblStyle w:val="TableGrid"/>
-        <w:tblW w:type="auto" w:w="0"/>
-        <w:jc w:val="center"/>
-        <w:tblLook w:firstColumn="1" w:firstRow="1" w:lastColumn="0" w:lastRow="0" w:noHBand="0" w:noVBand="1" w:val="04A0"/>
-      </w:tblPr>
-      <w:tblGrid>
-        <w:gridCol w:w="10080"/>
-      </w:tblGrid>
-      <w:tr>
-        <w:tc>
-          <w:tcPr>
-            <w:tcW w:type="dxa" w:w="10080"/>
-            <w:shd w:fill="FFF8E1"/>
+            <w:tcW w:type="dxa" w:w="10800"/>
+            <w:shd w:fill="E8F5E9"/>
+            <w:tcBorders>
+              <w:top w:sz="12" w:color="27AE60" w:val="single"/>
+              <w:bottom w:sz="12" w:color="27AE60" w:val="single"/>
+              <w:left w:sz="12" w:color="27AE60" w:val="single"/>
+              <w:right w:sz="12" w:color="27AE60" w:val="single"/>
+            </w:tcBorders>
           </w:tcPr>
           <w:p/>
           <w:p>
@@ -155,128 +237,115 @@
             </w:pPr>
             <w:r>
               <w:rPr>
+                <w:rFonts w:ascii="Comic Sans MS" w:hAnsi="Comic Sans MS"/>
                 <w:b/>
-                <w:color w:val="E67E22"/>
+                <w:color w:val="27AE60"/>
                 <w:sz w:val="28"/>
               </w:rPr>
-              <w:t>Fun Fact!</w:t>
+              <w:t>Think About It</w:t>
             </w:r>
           </w:p>
           <w:p>
             <w:r>
               <w:rPr>
-                <w:sz w:val="22"/>
+                <w:rFonts w:ascii="Comic Sans MS" w:hAnsi="Comic Sans MS"/>
+                <w:b/>
+                <w:sz w:val="24"/>
               </w:rPr>
-              <w:t>Some people think: "Bees only make honey — that is their purpose" — but that's not true! Honey production is only a small part of what bees do. Their most important role is pollination — transferring pollen between flowers so plants can make fruit and seeds. Without bee pollination, most of our food crops would fail. Honey is a bonus, but pollination is the main reason bees are so essential.</w:t>
+              <w:t>1. What surprised you most about if all the bees disappeared tomorrow, would our food still grow?</w:t>
+            </w:r>
+          </w:p>
+          <w:p>
+            <w:pPr>
+              <w:spacing w:after="40" w:line="560" w:lineRule="exact"/>
+            </w:pPr>
+            <w:r>
+              <w:rPr>
+                <w:rFonts w:ascii="Comic Sans MS" w:hAnsi="Comic Sans MS"/>
+                <w:color w:val="BBBBBB"/>
+                <w:sz w:val="32"/>
+              </w:rPr>
+              <w:t>_______________________________________________________</w:t>
+            </w:r>
+          </w:p>
+          <w:p>
+            <w:pPr>
+              <w:spacing w:after="40" w:line="560" w:lineRule="exact"/>
+            </w:pPr>
+            <w:r>
+              <w:rPr>
+                <w:rFonts w:ascii="Comic Sans MS" w:hAnsi="Comic Sans MS"/>
+                <w:color w:val="BBBBBB"/>
+                <w:sz w:val="32"/>
+              </w:rPr>
+              <w:t>_______________________________________________________</w:t>
+            </w:r>
+          </w:p>
+          <w:p>
+            <w:pPr>
+              <w:spacing w:after="40" w:line="560" w:lineRule="exact"/>
+            </w:pPr>
+            <w:r>
+              <w:rPr>
+                <w:rFonts w:ascii="Comic Sans MS" w:hAnsi="Comic Sans MS"/>
+                <w:color w:val="BBBBBB"/>
+                <w:sz w:val="32"/>
+              </w:rPr>
+              <w:t>_______________________________________________________</w:t>
+            </w:r>
+          </w:p>
+          <w:p>
+            <w:r>
+              <w:rPr>
+                <w:rFonts w:ascii="Comic Sans MS" w:hAnsi="Comic Sans MS"/>
+                <w:b/>
+                <w:sz w:val="24"/>
+              </w:rPr>
+              <w:t>2. How could you explain what you learned to a friend or family member?</w:t>
+            </w:r>
+          </w:p>
+          <w:p>
+            <w:pPr>
+              <w:spacing w:after="40" w:line="560" w:lineRule="exact"/>
+            </w:pPr>
+            <w:r>
+              <w:rPr>
+                <w:rFonts w:ascii="Comic Sans MS" w:hAnsi="Comic Sans MS"/>
+                <w:color w:val="BBBBBB"/>
+                <w:sz w:val="32"/>
+              </w:rPr>
+              <w:t>_______________________________________________________</w:t>
+            </w:r>
+          </w:p>
+          <w:p>
+            <w:pPr>
+              <w:spacing w:after="40" w:line="560" w:lineRule="exact"/>
+            </w:pPr>
+            <w:r>
+              <w:rPr>
+                <w:rFonts w:ascii="Comic Sans MS" w:hAnsi="Comic Sans MS"/>
+                <w:color w:val="BBBBBB"/>
+                <w:sz w:val="32"/>
+              </w:rPr>
+              <w:t>_______________________________________________________</w:t>
+            </w:r>
+          </w:p>
+          <w:p>
+            <w:pPr>
+              <w:spacing w:after="40" w:line="560" w:lineRule="exact"/>
+            </w:pPr>
+            <w:r>
+              <w:rPr>
+                <w:rFonts w:ascii="Comic Sans MS" w:hAnsi="Comic Sans MS"/>
+                <w:color w:val="BBBBBB"/>
+                <w:sz w:val="32"/>
+              </w:rPr>
+              <w:t>_______________________________________________________</w:t>
             </w:r>
           </w:p>
         </w:tc>
       </w:tr>
     </w:tbl>
-    <w:p/>
-    <w:p>
-      <w:r>
-        <w:rPr>
-          <w:b/>
-          <w:color w:val="1A4780"/>
-          <w:sz w:val="36"/>
-        </w:rPr>
-        <w:t>Think About It</w:t>
-      </w:r>
-    </w:p>
-    <w:p>
-      <w:r>
-        <w:rPr>
-          <w:b/>
-          <w:sz w:val="26"/>
-        </w:rPr>
-        <w:t>1. What surprised you most about learning if all the bees disappeared tomorrow, would our food still grow?</w:t>
-      </w:r>
-    </w:p>
-    <w:p>
-      <w:pPr>
-        <w:spacing w:after="80" w:line="480" w:lineRule="exact"/>
-      </w:pPr>
-      <w:r>
-        <w:rPr>
-          <w:color w:val="CCCCCC"/>
-          <w:sz w:val="24"/>
-        </w:rPr>
-        <w:t>___________________________________________________________________________</w:t>
-      </w:r>
-    </w:p>
-    <w:p>
-      <w:pPr>
-        <w:spacing w:after="80" w:line="480" w:lineRule="exact"/>
-      </w:pPr>
-      <w:r>
-        <w:rPr>
-          <w:color w:val="CCCCCC"/>
-          <w:sz w:val="24"/>
-        </w:rPr>
-        <w:t>___________________________________________________________________________</w:t>
-      </w:r>
-    </w:p>
-    <w:p>
-      <w:pPr>
-        <w:spacing w:after="80" w:line="480" w:lineRule="exact"/>
-      </w:pPr>
-      <w:r>
-        <w:rPr>
-          <w:color w:val="CCCCCC"/>
-          <w:sz w:val="24"/>
-        </w:rPr>
-        <w:t>___________________________________________________________________________</w:t>
-      </w:r>
-    </w:p>
-    <w:p/>
-    <w:p>
-      <w:r>
-        <w:rPr>
-          <w:b/>
-          <w:sz w:val="26"/>
-        </w:rPr>
-        <w:t>2. How could you explain what you learned to a friend or family member?</w:t>
-      </w:r>
-    </w:p>
-    <w:p>
-      <w:pPr>
-        <w:spacing w:after="80" w:line="480" w:lineRule="exact"/>
-      </w:pPr>
-      <w:r>
-        <w:rPr>
-          <w:color w:val="CCCCCC"/>
-          <w:sz w:val="24"/>
-        </w:rPr>
-        <w:t>___________________________________________________________________________</w:t>
-      </w:r>
-    </w:p>
-    <w:p>
-      <w:pPr>
-        <w:spacing w:after="80" w:line="480" w:lineRule="exact"/>
-      </w:pPr>
-      <w:r>
-        <w:rPr>
-          <w:color w:val="CCCCCC"/>
-          <w:sz w:val="24"/>
-        </w:rPr>
-        <w:t>___________________________________________________________________________</w:t>
-      </w:r>
-    </w:p>
-    <w:p>
-      <w:pPr>
-        <w:spacing w:after="80" w:line="480" w:lineRule="exact"/>
-      </w:pPr>
-      <w:r>
-        <w:rPr>
-          <w:color w:val="CCCCCC"/>
-          <w:sz w:val="24"/>
-        </w:rPr>
-        <w:t>___________________________________________________________________________</w:t>
-      </w:r>
-    </w:p>
-    <w:p/>
-    <w:p/>
     <w:p>
       <w:pPr>
         <w:jc w:val="center"/>
@@ -291,7 +360,7 @@
     </w:p>
     <w:sectPr>
       <w:pgSz w:w="12240" w:h="15840"/>
-      <w:pgMar w:top="864" w:right="1080" w:bottom="720" w:left="1080" w:header="720" w:footer="720" w:gutter="0"/>
+      <w:pgMar w:top="504" w:right="720" w:bottom="504" w:left="720" w:header="720" w:footer="720" w:gutter="0"/>
       <w:cols w:space="720"/>
       <w:docGrid w:linePitch="360"/>
     </w:sectPr>
